--- a/templates/docx/TPL-13-insan-gozetimi-proseduru.docx
+++ b/templates/docx/TPL-13-insan-gozetimi-proseduru.docx
@@ -46,15 +46,14 @@
         <w:t xml:space="preserve">Prosedürü</w:t>
       </w:r>
     </w:p>
+    <w:bookmarkStart w:id="20" w:name="amaç"/>
     <w:p>
       <w:pPr>
         <w:pStyle w:val="Heading1"/>
       </w:pPr>
-      <w:bookmarkStart w:id="20" w:name="amaç"/>
       <w:r>
         <w:t xml:space="preserve">1. Amaç</w:t>
       </w:r>
-      <w:bookmarkEnd w:id="20"/>
     </w:p>
     <w:p>
       <w:pPr>
@@ -64,15 +63,15 @@
         <w:t xml:space="preserve">AI çıktısının kişiler, müşteriler ya da kurum için önemli sonuç doğurmadan önce, gerektiği durumlarda yetkin bir insan tarafından incelenmesini sağlamak.</w:t>
       </w:r>
     </w:p>
+    <w:bookmarkEnd w:id="20"/>
+    <w:bookmarkStart w:id="21" w:name="genel-kural"/>
     <w:p>
       <w:pPr>
         <w:pStyle w:val="Heading1"/>
       </w:pPr>
-      <w:bookmarkStart w:id="21" w:name="genel-kural"/>
       <w:r>
         <w:t xml:space="preserve">2. Genel kural</w:t>
       </w:r>
-      <w:bookmarkEnd w:id="21"/>
     </w:p>
     <w:p>
       <w:pPr>
@@ -86,6 +85,7 @@
       </w:r>
       <w:r>
         <w:rPr>
+          <w:bCs/>
           <w:b/>
         </w:rPr>
         <w:t xml:space="preserve">her sistemde</w:t>
@@ -133,15 +133,15 @@
         <w:t xml:space="preserve">olarak işaretlediği çıktılar.</w:t>
       </w:r>
     </w:p>
+    <w:bookmarkEnd w:id="21"/>
+    <w:bookmarkStart w:id="22" w:name="sistem-başına-gözetim-tanımı"/>
     <w:p>
       <w:pPr>
         <w:pStyle w:val="Heading1"/>
       </w:pPr>
-      <w:bookmarkStart w:id="22" w:name="sistem-başına-gözetim-tanımı"/>
       <w:r>
         <w:t xml:space="preserve">3. Sistem başına gözetim tanımı</w:t>
       </w:r>
-      <w:bookmarkEnd w:id="22"/>
     </w:p>
     <w:p>
       <w:pPr>
@@ -157,6 +157,7 @@
       </w:pPr>
       <w:r>
         <w:rPr>
+          <w:bCs/>
           <w:b/>
         </w:rPr>
         <w:t xml:space="preserve">Sistem:</w:t>
@@ -172,6 +173,7 @@
       </w:r>
       <w:r>
         <w:rPr>
+          <w:bCs/>
           <w:b/>
         </w:rPr>
         <w:t xml:space="preserve">Sahip:</w:t>
@@ -186,7 +188,8 @@
     <w:tbl>
       <w:tblPr>
         <w:tblStyle w:val="Table"/>
-        <w:tblLook w:firstRow="1"/>
+        <w:tblLook w:firstRow="1" w:lastRow="0" w:firstColumn="0" w:lastColumn="0" w:noHBand="0" w:noVBand="0" w:val="0020"/>
+        <w:jc w:val="start"/>
         <w:tblW w:w="9600" w:type="dxa"/>
         <w:tblLayout w:type="fixed"/>
         <w:tblBorders>
@@ -204,15 +207,11 @@
       </w:tblGrid>
       <w:tr>
         <w:trPr>
-          <w:cnfStyle w:firstRow="1"/>
+          <w:tblHeader w:val="true"/>
         </w:trPr>
         <w:tc>
           <w:tcPr>
             <w:tcW w:type="dxa" w:w="3661"/>
-            <w:tcBorders>
-              <w:bottom w:val="single"/>
-            </w:tcBorders>
-            <w:vAlign w:val="bottom"/>
           </w:tcPr>
           <w:p>
             <w:pPr>
@@ -227,10 +226,6 @@
         <w:tc>
           <w:tcPr>
             <w:tcW w:type="dxa" w:w="5938"/>
-            <w:tcBorders>
-              <w:bottom w:val="single"/>
-            </w:tcBorders>
-            <w:vAlign w:val="bottom"/>
           </w:tcPr>
           <w:p>
             <w:pPr>
@@ -255,6 +250,7 @@
             </w:pPr>
             <w:r>
               <w:rPr>
+                <w:bCs/>
                 <w:b/>
               </w:rPr>
               <w:t xml:space="preserve">1. İncelenecek çıktı sınıfları</w:t>
@@ -306,6 +302,7 @@
             </w:pPr>
             <w:r>
               <w:rPr>
+                <w:bCs/>
                 <w:b/>
               </w:rPr>
               <w:t xml:space="preserve">2. İnceleyen rol</w:t>
@@ -339,6 +336,7 @@
             </w:pPr>
             <w:r>
               <w:rPr>
+                <w:bCs/>
                 <w:b/>
               </w:rPr>
               <w:t xml:space="preserve">3. Süre sınırı (SLA)</w:t>
@@ -372,6 +370,7 @@
             </w:pPr>
             <w:r>
               <w:rPr>
+                <w:bCs/>
                 <w:b/>
               </w:rPr>
               <w:t xml:space="preserve">4. İnceleme beklerken çıktıya ne olur</w:t>
@@ -472,11 +471,12 @@
         </w:tc>
       </w:tr>
     </w:tbl>
+    <w:bookmarkEnd w:id="22"/>
+    <w:bookmarkStart w:id="23" w:name="inceleme-gerekmez-kararı"/>
     <w:p>
       <w:pPr>
         <w:pStyle w:val="Heading1"/>
       </w:pPr>
-      <w:bookmarkStart w:id="23" w:name="inceleme-gerekmez-kararı"/>
       <w:r>
         <w:t xml:space="preserve">4.</w:t>
       </w:r>
@@ -498,7 +498,6 @@
       <w:r>
         <w:t xml:space="preserve">kararı</w:t>
       </w:r>
-      <w:bookmarkEnd w:id="23"/>
     </w:p>
     <w:p>
       <w:pPr>
@@ -511,7 +510,8 @@
     <w:tbl>
       <w:tblPr>
         <w:tblStyle w:val="Table"/>
-        <w:tblLook w:firstRow="1"/>
+        <w:tblLook w:firstRow="1" w:lastRow="0" w:firstColumn="0" w:lastColumn="0" w:noHBand="0" w:noVBand="0" w:val="0020"/>
+        <w:jc w:val="start"/>
         <w:tblW w:w="9600" w:type="dxa"/>
         <w:tblLayout w:type="fixed"/>
         <w:tblBorders>
@@ -523,17 +523,18 @@
           <w:insideV w:val="single" w:sz="4" w:color="8A9BB0"/>
         </w:tblBorders>
       </w:tblPr>
-      <w:tblGrid/>
+      <w:tblGrid>
+        <w:gridCol w:w="3200"/>
+        <w:gridCol w:w="3200"/>
+        <w:gridCol w:w="3200"/>
+      </w:tblGrid>
       <w:tr>
         <w:trPr>
-          <w:cnfStyle w:firstRow="1"/>
+          <w:tblHeader w:val="true"/>
         </w:trPr>
         <w:tc>
           <w:tcPr>
-            <w:tcBorders>
-              <w:bottom w:val="single"/>
-            </w:tcBorders>
-            <w:vAlign w:val="bottom"/>
+            <w:tcW w:type="dxa" w:w="3200"/>
           </w:tcPr>
           <w:p>
             <w:pPr>
@@ -547,10 +548,7 @@
         </w:tc>
         <w:tc>
           <w:tcPr>
-            <w:tcBorders>
-              <w:bottom w:val="single"/>
-            </w:tcBorders>
-            <w:vAlign w:val="bottom"/>
+            <w:tcW w:type="dxa" w:w="3200"/>
           </w:tcPr>
           <w:p>
             <w:pPr>
@@ -564,10 +562,7 @@
         </w:tc>
         <w:tc>
           <w:tcPr>
-            <w:tcBorders>
-              <w:bottom w:val="single"/>
-            </w:tcBorders>
-            <w:vAlign w:val="bottom"/>
+            <w:tcW w:type="dxa" w:w="3200"/>
           </w:tcPr>
           <w:p>
             <w:pPr>
@@ -582,25 +577,46 @@
       </w:tr>
       <w:tr>
         <w:tc>
-          <w:p/>
-        </w:tc>
-        <w:tc>
-          <w:p/>
-        </w:tc>
-        <w:tc>
-          <w:p/>
+          <w:tcPr>
+            <w:tcW w:type="dxa" w:w="3200"/>
+          </w:tcPr>
+          <w:p>
+            <w:pPr>
+              <w:pStyle w:val="Compact"/>
+            </w:pPr>
+          </w:p>
+        </w:tc>
+        <w:tc>
+          <w:tcPr>
+            <w:tcW w:type="dxa" w:w="3200"/>
+          </w:tcPr>
+          <w:p>
+            <w:pPr>
+              <w:pStyle w:val="Compact"/>
+            </w:pPr>
+          </w:p>
+        </w:tc>
+        <w:tc>
+          <w:tcPr>
+            <w:tcW w:type="dxa" w:w="3200"/>
+          </w:tcPr>
+          <w:p>
+            <w:pPr>
+              <w:pStyle w:val="Compact"/>
+            </w:pPr>
+          </w:p>
         </w:tc>
       </w:tr>
     </w:tbl>
+    <w:bookmarkEnd w:id="23"/>
+    <w:bookmarkStart w:id="24" w:name="uçtan-uca-işletim-kaydı-zorunlu"/>
     <w:p>
       <w:pPr>
         <w:pStyle w:val="Heading1"/>
       </w:pPr>
-      <w:bookmarkStart w:id="24" w:name="uçtan-uca-işletim-kaydı-zorunlu"/>
       <w:r>
         <w:t xml:space="preserve">5. Uçtan uca işletim kaydı (zorunlu)</w:t>
       </w:r>
-      <w:bookmarkEnd w:id="24"/>
     </w:p>
     <w:p>
       <w:pPr>
@@ -614,6 +630,7 @@
       </w:r>
       <w:r>
         <w:rPr>
+          <w:bCs/>
           <w:b/>
         </w:rPr>
         <w:t xml:space="preserve">gerçek vaka ya da test</w:t>
@@ -628,7 +645,8 @@
     <w:tbl>
       <w:tblPr>
         <w:tblStyle w:val="Table"/>
-        <w:tblLook w:firstRow="1"/>
+        <w:tblLook w:firstRow="1" w:lastRow="0" w:firstColumn="0" w:lastColumn="0" w:noHBand="0" w:noVBand="0" w:val="0020"/>
+        <w:jc w:val="start"/>
         <w:tblW w:w="9600" w:type="dxa"/>
         <w:tblLayout w:type="fixed"/>
         <w:tblBorders>
@@ -640,17 +658,21 @@
           <w:insideV w:val="single" w:sz="4" w:color="8A9BB0"/>
         </w:tblBorders>
       </w:tblPr>
-      <w:tblGrid/>
+      <w:tblGrid>
+        <w:gridCol w:w="1600"/>
+        <w:gridCol w:w="1600"/>
+        <w:gridCol w:w="1600"/>
+        <w:gridCol w:w="1600"/>
+        <w:gridCol w:w="1600"/>
+        <w:gridCol w:w="1600"/>
+      </w:tblGrid>
       <w:tr>
         <w:trPr>
-          <w:cnfStyle w:firstRow="1"/>
+          <w:tblHeader w:val="true"/>
         </w:trPr>
         <w:tc>
           <w:tcPr>
-            <w:tcBorders>
-              <w:bottom w:val="single"/>
-            </w:tcBorders>
-            <w:vAlign w:val="bottom"/>
+            <w:tcW w:type="dxa" w:w="1600"/>
           </w:tcPr>
           <w:p>
             <w:pPr>
@@ -664,10 +686,7 @@
         </w:tc>
         <w:tc>
           <w:tcPr>
-            <w:tcBorders>
-              <w:bottom w:val="single"/>
-            </w:tcBorders>
-            <w:vAlign w:val="bottom"/>
+            <w:tcW w:type="dxa" w:w="1600"/>
           </w:tcPr>
           <w:p>
             <w:pPr>
@@ -681,10 +700,7 @@
         </w:tc>
         <w:tc>
           <w:tcPr>
-            <w:tcBorders>
-              <w:bottom w:val="single"/>
-            </w:tcBorders>
-            <w:vAlign w:val="bottom"/>
+            <w:tcW w:type="dxa" w:w="1600"/>
           </w:tcPr>
           <w:p>
             <w:pPr>
@@ -698,10 +714,7 @@
         </w:tc>
         <w:tc>
           <w:tcPr>
-            <w:tcBorders>
-              <w:bottom w:val="single"/>
-            </w:tcBorders>
-            <w:vAlign w:val="bottom"/>
+            <w:tcW w:type="dxa" w:w="1600"/>
           </w:tcPr>
           <w:p>
             <w:pPr>
@@ -715,10 +728,7 @@
         </w:tc>
         <w:tc>
           <w:tcPr>
-            <w:tcBorders>
-              <w:bottom w:val="single"/>
-            </w:tcBorders>
-            <w:vAlign w:val="bottom"/>
+            <w:tcW w:type="dxa" w:w="1600"/>
           </w:tcPr>
           <w:p>
             <w:pPr>
@@ -732,10 +742,7 @@
         </w:tc>
         <w:tc>
           <w:tcPr>
-            <w:tcBorders>
-              <w:bottom w:val="single"/>
-            </w:tcBorders>
-            <w:vAlign w:val="bottom"/>
+            <w:tcW w:type="dxa" w:w="1600"/>
           </w:tcPr>
           <w:p>
             <w:pPr>
@@ -750,34 +757,76 @@
       </w:tr>
       <w:tr>
         <w:tc>
-          <w:p/>
-        </w:tc>
-        <w:tc>
-          <w:p/>
-        </w:tc>
-        <w:tc>
-          <w:p/>
-        </w:tc>
-        <w:tc>
-          <w:p/>
-        </w:tc>
-        <w:tc>
-          <w:p/>
-        </w:tc>
-        <w:tc>
-          <w:p/>
+          <w:tcPr>
+            <w:tcW w:type="dxa" w:w="1600"/>
+          </w:tcPr>
+          <w:p>
+            <w:pPr>
+              <w:pStyle w:val="Compact"/>
+            </w:pPr>
+          </w:p>
+        </w:tc>
+        <w:tc>
+          <w:tcPr>
+            <w:tcW w:type="dxa" w:w="1600"/>
+          </w:tcPr>
+          <w:p>
+            <w:pPr>
+              <w:pStyle w:val="Compact"/>
+            </w:pPr>
+          </w:p>
+        </w:tc>
+        <w:tc>
+          <w:tcPr>
+            <w:tcW w:type="dxa" w:w="1600"/>
+          </w:tcPr>
+          <w:p>
+            <w:pPr>
+              <w:pStyle w:val="Compact"/>
+            </w:pPr>
+          </w:p>
+        </w:tc>
+        <w:tc>
+          <w:tcPr>
+            <w:tcW w:type="dxa" w:w="1600"/>
+          </w:tcPr>
+          <w:p>
+            <w:pPr>
+              <w:pStyle w:val="Compact"/>
+            </w:pPr>
+          </w:p>
+        </w:tc>
+        <w:tc>
+          <w:tcPr>
+            <w:tcW w:type="dxa" w:w="1600"/>
+          </w:tcPr>
+          <w:p>
+            <w:pPr>
+              <w:pStyle w:val="Compact"/>
+            </w:pPr>
+          </w:p>
+        </w:tc>
+        <w:tc>
+          <w:tcPr>
+            <w:tcW w:type="dxa" w:w="1600"/>
+          </w:tcPr>
+          <w:p>
+            <w:pPr>
+              <w:pStyle w:val="Compact"/>
+            </w:pPr>
+          </w:p>
         </w:tc>
       </w:tr>
     </w:tbl>
+    <w:bookmarkEnd w:id="24"/>
+    <w:bookmarkStart w:id="25" w:name="ölçüm"/>
     <w:p>
       <w:pPr>
         <w:pStyle w:val="Heading1"/>
       </w:pPr>
-      <w:bookmarkStart w:id="25" w:name="ölçüm"/>
       <w:r>
         <w:t xml:space="preserve">6. Ölçüm</w:t>
       </w:r>
-      <w:bookmarkEnd w:id="25"/>
     </w:p>
     <w:p>
       <w:pPr>
@@ -787,15 +836,15 @@
         <w:t xml:space="preserve">Her {{6}} ayda bir, sistem başına: incelenen çıktı sayısı · süre sınırı içinde tamamlanma oranı · ret/değişiklik oranı. Sonuçlar AI yönetişim sorumlusuna raporlanır.</w:t>
       </w:r>
     </w:p>
+    <w:bookmarkEnd w:id="25"/>
+    <w:bookmarkStart w:id="26" w:name="onay"/>
     <w:p>
       <w:pPr>
         <w:pStyle w:val="Heading1"/>
       </w:pPr>
-      <w:bookmarkStart w:id="26" w:name="onay"/>
       <w:r>
         <w:t xml:space="preserve">7. Onay</w:t>
       </w:r>
-      <w:bookmarkEnd w:id="26"/>
     </w:p>
     <w:p>
       <w:pPr>
@@ -805,6 +854,7 @@
         <w:t xml:space="preserve">Belge no / sürüm: {{…}} · Onaylayan: {{Ad, unvan, tarih}} · Gözden geçirme: en geç 12 ayda bir</w:t>
       </w:r>
     </w:p>
+    <w:bookmarkEnd w:id="26"/>
     <w:sectPr/>
   </w:body>
 </w:document>
@@ -836,17 +886,14 @@
 <file path=word/numbering.xml><?xml version="1.0" encoding="utf-8"?>
 <w:numbering xmlns:w="http://schemas.openxmlformats.org/wordprocessingml/2006/main">
   <w:abstractNum w:abstractNumId="990">
-    <w:nsid w:val="2c1ae401"/>
+    <w:nsid w:val="A990"/>
     <w:multiLevelType w:val="multilevel"/>
     <w:lvl w:ilvl="0">
       <w:numFmt w:val="bullet"/>
       <w:lvlText w:val=" "/>
       <w:lvlJc w:val="left"/>
       <w:pPr>
-        <w:tabs>
-          <w:tab w:val="num" w:pos="0"/>
-        </w:tabs>
-        <w:ind w:left="480" w:hanging="480"/>
+        <w:ind w:left="720" w:hanging="480"/>
       </w:pPr>
     </w:lvl>
     <w:lvl w:ilvl="1">
@@ -854,10 +901,7 @@
       <w:lvlText w:val=" "/>
       <w:lvlJc w:val="left"/>
       <w:pPr>
-        <w:tabs>
-          <w:tab w:val="num" w:pos="720"/>
-        </w:tabs>
-        <w:ind w:left="1200" w:hanging="480"/>
+        <w:ind w:left="1440" w:hanging="480"/>
       </w:pPr>
     </w:lvl>
     <w:lvl w:ilvl="2">
@@ -865,10 +909,7 @@
       <w:lvlText w:val=" "/>
       <w:lvlJc w:val="left"/>
       <w:pPr>
-        <w:tabs>
-          <w:tab w:val="num" w:pos="1440"/>
-        </w:tabs>
-        <w:ind w:left="1920" w:hanging="480"/>
+        <w:ind w:left="2160" w:hanging="480"/>
       </w:pPr>
     </w:lvl>
     <w:lvl w:ilvl="3">
@@ -876,10 +917,7 @@
       <w:lvlText w:val=" "/>
       <w:lvlJc w:val="left"/>
       <w:pPr>
-        <w:tabs>
-          <w:tab w:val="num" w:pos="2160"/>
-        </w:tabs>
-        <w:ind w:left="2640" w:hanging="480"/>
+        <w:ind w:left="2880" w:hanging="480"/>
       </w:pPr>
     </w:lvl>
     <w:lvl w:ilvl="4">
@@ -887,10 +925,7 @@
       <w:lvlText w:val=" "/>
       <w:lvlJc w:val="left"/>
       <w:pPr>
-        <w:tabs>
-          <w:tab w:val="num" w:pos="2880"/>
-        </w:tabs>
-        <w:ind w:left="3360" w:hanging="480"/>
+        <w:ind w:left="3600" w:hanging="480"/>
       </w:pPr>
     </w:lvl>
     <w:lvl w:ilvl="5">
@@ -898,10 +933,7 @@
       <w:lvlText w:val=" "/>
       <w:lvlJc w:val="left"/>
       <w:pPr>
-        <w:tabs>
-          <w:tab w:val="num" w:pos="3600"/>
-        </w:tabs>
-        <w:ind w:left="4080" w:hanging="480"/>
+        <w:ind w:left="4320" w:hanging="480"/>
       </w:pPr>
     </w:lvl>
     <w:lvl w:ilvl="6">
@@ -909,10 +941,7 @@
       <w:lvlText w:val=" "/>
       <w:lvlJc w:val="left"/>
       <w:pPr>
-        <w:tabs>
-          <w:tab w:val="num" w:pos="4320"/>
-        </w:tabs>
-        <w:ind w:left="4800" w:hanging="480"/>
+        <w:ind w:left="5040" w:hanging="480"/>
       </w:pPr>
     </w:lvl>
     <w:lvl w:ilvl="7">
@@ -920,10 +949,7 @@
       <w:lvlText w:val=" "/>
       <w:lvlJc w:val="left"/>
       <w:pPr>
-        <w:tabs>
-          <w:tab w:val="num" w:pos="5040"/>
-        </w:tabs>
-        <w:ind w:left="5520" w:hanging="480"/>
+        <w:ind w:left="5760" w:hanging="480"/>
       </w:pPr>
     </w:lvl>
     <w:lvl w:ilvl="8">
@@ -931,10 +957,7 @@
       <w:lvlText w:val=" "/>
       <w:lvlJc w:val="left"/>
       <w:pPr>
-        <w:tabs>
-          <w:tab w:val="num" w:pos="5760"/>
-        </w:tabs>
-        <w:ind w:left="6240" w:hanging="480"/>
+        <w:ind w:left="6480" w:hanging="480"/>
       </w:pPr>
     </w:lvl>
   </w:abstractNum>
@@ -949,10 +972,10 @@
   <w:docDefaults>
     <w:rPrDefault>
       <w:rPr>
-        <w:rFonts w:asciiTheme="minorHAnsi" w:eastAsiaTheme="minorHAnsi" w:hAnsiTheme="minorHAnsi" w:cstheme="minorBidi"/>
+        <w:rFonts w:asciiTheme="minorHAnsi" w:cstheme="minorBidi" w:eastAsiaTheme="minorHAnsi" w:hAnsiTheme="minorHAnsi"/>
         <w:sz w:val="24"/>
         <w:szCs w:val="24"/>
-        <w:lang w:val="en-US" w:eastAsia="en-US" w:bidi="ar-SA"/>
+        <w:lang w:bidi="ar-SA" w:eastAsia="en-US" w:val="en-US"/>
       </w:rPr>
     </w:rPrDefault>
     <w:pPrDefault>
@@ -961,8 +984,8 @@
       </w:pPr>
     </w:pPrDefault>
   </w:docDefaults>
-  <w:latentStyles w:defLockedState="0" w:defUIPriority="0" w:defSemiHidden="0" w:defUnhideWhenUsed="0" w:defQFormat="0" w:count="276"/>
-  <w:style w:type="paragraph" w:default="1" w:styleId="Normal">
+  <w:latentStyles w:count="276" w:defLockedState="0" w:defQFormat="0" w:defSemiHidden="0" w:defUIPriority="0" w:defUnhideWhenUsed="0"/>
+  <w:style w:default="1" w:styleId="Normal" w:type="paragraph">
     <w:name w:val="Normal"/>
     <w:qFormat/>
     <w:rPr>
@@ -970,12 +993,12 @@
       <w:sz w:val="21"/>
     </w:rPr>
   </w:style>
-  <w:style w:type="paragraph" w:styleId="BodyText">
+  <w:style w:styleId="BodyText" w:type="paragraph">
     <w:name w:val="Body Text"/>
     <w:basedOn w:val="Normal"/>
     <w:link w:val="BodyTextChar"/>
     <w:pPr>
-      <w:spacing w:before="180" w:after="180"/>
+      <w:spacing w:after="180" w:before="180"/>
     </w:pPr>
     <w:qFormat/>
     <w:rPr>
@@ -983,7 +1006,7 @@
       <w:sz w:val="21"/>
     </w:rPr>
   </w:style>
-  <w:style w:type="paragraph" w:customStyle="1" w:styleId="FirstParagraph">
+  <w:style w:customStyle="1" w:styleId="FirstParagraph" w:type="paragraph">
     <w:name w:val="First Paragraph"/>
     <w:basedOn w:val="BodyText"/>
     <w:next w:val="BodyText"/>
@@ -993,19 +1016,19 @@
       <w:sz w:val="21"/>
     </w:rPr>
   </w:style>
-  <w:style w:type="paragraph" w:customStyle="1" w:styleId="Compact">
+  <w:style w:customStyle="1" w:styleId="Compact" w:type="paragraph">
     <w:name w:val="Compact"/>
     <w:basedOn w:val="BodyText"/>
     <w:qFormat/>
     <w:pPr>
-      <w:spacing w:before="36" w:after="36"/>
+      <w:spacing w:after="36" w:before="36"/>
     </w:pPr>
     <w:rPr>
       <w:rFonts w:ascii="Calibri" w:hAnsi="Calibri"/>
       <w:sz w:val="21"/>
     </w:rPr>
   </w:style>
-  <w:style w:type="paragraph" w:styleId="Title">
+  <w:style w:styleId="Title" w:type="paragraph">
     <w:name w:val="Title"/>
     <w:basedOn w:val="Normal"/>
     <w:next w:val="BodyText"/>
@@ -1013,11 +1036,11 @@
     <w:pPr>
       <w:keepNext/>
       <w:keepLines/>
-      <w:spacing w:before="480" w:after="240"/>
+      <w:spacing w:after="240" w:before="480"/>
       <w:jc w:val="center"/>
     </w:pPr>
     <w:rPr>
-      <w:rFonts w:asciiTheme="majorHAnsi" w:eastAsiaTheme="majorEastAsia" w:hAnsiTheme="majorHAnsi" w:cstheme="majorBidi" w:ascii="Calibri" w:hAnsi="Calibri"/>
+      <w:rFonts w:ascii="Calibri" w:asciiTheme="majorHAnsi" w:cstheme="majorBidi" w:eastAsiaTheme="majorEastAsia" w:hAnsi="Calibri" w:hAnsiTheme="majorHAnsi"/>
       <w:b/>
       <w:bCs/>
       <w:color w:val="1F3A5F"/>
@@ -1025,7 +1048,7 @@
       <w:szCs w:val="36"/>
     </w:rPr>
   </w:style>
-  <w:style w:type="paragraph" w:styleId="Subtitle">
+  <w:style w:styleId="Subtitle" w:type="paragraph">
     <w:name w:val="Subtitle"/>
     <w:basedOn w:val="Title"/>
     <w:next w:val="BodyText"/>
@@ -1033,7 +1056,7 @@
     <w:pPr>
       <w:keepNext/>
       <w:keepLines/>
-      <w:spacing w:before="240" w:after="240"/>
+      <w:spacing w:after="240" w:before="240"/>
       <w:jc w:val="center"/>
     </w:pPr>
     <w:rPr>
@@ -1041,7 +1064,7 @@
       <w:szCs w:val="30"/>
     </w:rPr>
   </w:style>
-  <w:style w:type="paragraph" w:customStyle="1" w:styleId="Author">
+  <w:style w:customStyle="1" w:styleId="Author" w:type="paragraph">
     <w:name w:val="Author"/>
     <w:next w:val="BodyText"/>
     <w:qFormat/>
@@ -1051,7 +1074,7 @@
       <w:jc w:val="center"/>
     </w:pPr>
   </w:style>
-  <w:style w:type="paragraph" w:styleId="Date">
+  <w:style w:styleId="Date" w:type="paragraph">
     <w:name w:val="Date"/>
     <w:next w:val="BodyText"/>
     <w:qFormat/>
@@ -1061,7 +1084,7 @@
       <w:jc w:val="center"/>
     </w:pPr>
   </w:style>
-  <w:style w:type="paragraph" w:customStyle="1" w:styleId="Abstract">
+  <w:style w:customStyle="1" w:styleId="Abstract" w:type="paragraph">
     <w:name w:val="Abstract"/>
     <w:basedOn w:val="Normal"/>
     <w:next w:val="BodyText"/>
@@ -1069,14 +1092,14 @@
     <w:pPr>
       <w:keepNext/>
       <w:keepLines/>
-      <w:spacing w:before="300" w:after="300"/>
+      <w:spacing w:after="300" w:before="300"/>
     </w:pPr>
     <w:rPr>
       <w:sz w:val="20"/>
       <w:szCs w:val="20"/>
     </w:rPr>
   </w:style>
-  <w:style w:type="paragraph" w:styleId="Bibliography">
+  <w:style w:styleId="Bibliography" w:type="paragraph">
     <w:name w:val="Bibliography"/>
     <w:basedOn w:val="Normal"/>
     <w:next w:val="Bibliography"/>
@@ -1084,7 +1107,7 @@
     <w:pPr/>
     <w:rPr/>
   </w:style>
-  <w:style w:type="paragraph" w:styleId="Heading1">
+  <w:style w:styleId="Heading1" w:type="paragraph">
     <w:name w:val="Heading 1"/>
     <w:basedOn w:val="Normal"/>
     <w:next w:val="BodyText"/>
@@ -1093,11 +1116,11 @@
     <w:pPr>
       <w:keepNext/>
       <w:keepLines/>
-      <w:spacing w:before="480" w:after="0"/>
+      <w:spacing w:after="0" w:before="480"/>
       <w:outlineLvl w:val="0"/>
     </w:pPr>
     <w:rPr>
-      <w:rFonts w:asciiTheme="majorHAnsi" w:eastAsiaTheme="majorEastAsia" w:hAnsiTheme="majorHAnsi" w:cstheme="majorBidi" w:ascii="Calibri" w:hAnsi="Calibri"/>
+      <w:rFonts w:ascii="Calibri" w:asciiTheme="majorHAnsi" w:cstheme="majorBidi" w:eastAsiaTheme="majorEastAsia" w:hAnsi="Calibri" w:hAnsiTheme="majorHAnsi"/>
       <w:b/>
       <w:bCs/>
       <w:color w:val="1F3A5F"/>
@@ -1105,7 +1128,7 @@
       <w:szCs w:val="32"/>
     </w:rPr>
   </w:style>
-  <w:style w:type="paragraph" w:styleId="Heading2">
+  <w:style w:styleId="Heading2" w:type="paragraph">
     <w:name w:val="Heading 2"/>
     <w:basedOn w:val="Normal"/>
     <w:next w:val="BodyText"/>
@@ -1115,11 +1138,11 @@
     <w:pPr>
       <w:keepNext/>
       <w:keepLines/>
-      <w:spacing w:before="200" w:after="0"/>
+      <w:spacing w:after="0" w:before="200"/>
       <w:outlineLvl w:val="1"/>
     </w:pPr>
     <w:rPr>
-      <w:rFonts w:asciiTheme="majorHAnsi" w:eastAsiaTheme="majorEastAsia" w:hAnsiTheme="majorHAnsi" w:cstheme="majorBidi" w:ascii="Calibri" w:hAnsi="Calibri"/>
+      <w:rFonts w:ascii="Calibri" w:asciiTheme="majorHAnsi" w:cstheme="majorBidi" w:eastAsiaTheme="majorEastAsia" w:hAnsi="Calibri" w:hAnsiTheme="majorHAnsi"/>
       <w:b/>
       <w:bCs/>
       <w:color w:val="1F3A5F"/>
@@ -1127,7 +1150,7 @@
       <w:szCs w:val="28"/>
     </w:rPr>
   </w:style>
-  <w:style w:type="paragraph" w:styleId="Heading3">
+  <w:style w:styleId="Heading3" w:type="paragraph">
     <w:name w:val="Heading 3"/>
     <w:basedOn w:val="Normal"/>
     <w:next w:val="BodyText"/>
@@ -1137,11 +1160,11 @@
     <w:pPr>
       <w:keepNext/>
       <w:keepLines/>
-      <w:spacing w:before="200" w:after="0"/>
+      <w:spacing w:after="0" w:before="200"/>
       <w:outlineLvl w:val="2"/>
     </w:pPr>
     <w:rPr>
-      <w:rFonts w:asciiTheme="majorHAnsi" w:eastAsiaTheme="majorEastAsia" w:hAnsiTheme="majorHAnsi" w:cstheme="majorBidi" w:ascii="Calibri" w:hAnsi="Calibri"/>
+      <w:rFonts w:ascii="Calibri" w:asciiTheme="majorHAnsi" w:cstheme="majorBidi" w:eastAsiaTheme="majorEastAsia" w:hAnsi="Calibri" w:hAnsiTheme="majorHAnsi"/>
       <w:b/>
       <w:bCs/>
       <w:color w:val="1F3A5F"/>
@@ -1149,7 +1172,7 @@
       <w:szCs w:val="24"/>
     </w:rPr>
   </w:style>
-  <w:style w:type="paragraph" w:styleId="Heading4">
+  <w:style w:styleId="Heading4" w:type="paragraph">
     <w:name w:val="Heading 4"/>
     <w:basedOn w:val="Normal"/>
     <w:next w:val="BodyText"/>
@@ -1159,11 +1182,11 @@
     <w:pPr>
       <w:keepNext/>
       <w:keepLines/>
-      <w:spacing w:before="200" w:after="0"/>
+      <w:spacing w:after="0" w:before="200"/>
       <w:outlineLvl w:val="3"/>
     </w:pPr>
     <w:rPr>
-      <w:rFonts w:asciiTheme="majorHAnsi" w:eastAsiaTheme="majorEastAsia" w:hAnsiTheme="majorHAnsi" w:cstheme="majorBidi" w:ascii="Calibri" w:hAnsi="Calibri"/>
+      <w:rFonts w:ascii="Calibri" w:asciiTheme="majorHAnsi" w:cstheme="majorBidi" w:eastAsiaTheme="majorEastAsia" w:hAnsi="Calibri" w:hAnsiTheme="majorHAnsi"/>
       <w:i/>
       <w:bCs/>
       <w:color w:val="1F3A5F"/>
@@ -1171,7 +1194,7 @@
       <w:szCs w:val="24"/>
     </w:rPr>
   </w:style>
-  <w:style w:type="paragraph" w:styleId="Heading5">
+  <w:style w:styleId="Heading5" w:type="paragraph">
     <w:name w:val="Heading 5"/>
     <w:basedOn w:val="Normal"/>
     <w:next w:val="BodyText"/>
@@ -1181,18 +1204,18 @@
     <w:pPr>
       <w:keepNext/>
       <w:keepLines/>
-      <w:spacing w:before="200" w:after="0"/>
+      <w:spacing w:after="0" w:before="200"/>
       <w:outlineLvl w:val="4"/>
     </w:pPr>
     <w:rPr>
-      <w:rFonts w:asciiTheme="majorHAnsi" w:eastAsiaTheme="majorEastAsia" w:hAnsiTheme="majorHAnsi" w:cstheme="majorBidi" w:ascii="Calibri" w:hAnsi="Calibri"/>
+      <w:rFonts w:ascii="Calibri" w:asciiTheme="majorHAnsi" w:cstheme="majorBidi" w:eastAsiaTheme="majorEastAsia" w:hAnsi="Calibri" w:hAnsiTheme="majorHAnsi"/>
       <w:iCs/>
       <w:color w:val="1F3A5F"/>
       <w:sz w:val="24"/>
       <w:szCs w:val="24"/>
     </w:rPr>
   </w:style>
-  <w:style w:type="paragraph" w:styleId="Heading6">
+  <w:style w:styleId="Heading6" w:type="paragraph">
     <w:name w:val="Heading 6"/>
     <w:basedOn w:val="Normal"/>
     <w:next w:val="BodyText"/>
@@ -1202,17 +1225,17 @@
     <w:pPr>
       <w:keepNext/>
       <w:keepLines/>
-      <w:spacing w:before="200" w:after="0"/>
+      <w:spacing w:after="0" w:before="200"/>
       <w:outlineLvl w:val="5"/>
     </w:pPr>
     <w:rPr>
-      <w:rFonts w:asciiTheme="majorHAnsi" w:eastAsiaTheme="majorEastAsia" w:hAnsiTheme="majorHAnsi" w:cstheme="majorBidi" w:ascii="Calibri" w:hAnsi="Calibri"/>
+      <w:rFonts w:ascii="Calibri" w:asciiTheme="majorHAnsi" w:cstheme="majorBidi" w:eastAsiaTheme="majorEastAsia" w:hAnsi="Calibri" w:hAnsiTheme="majorHAnsi"/>
       <w:color w:val="1F3A5F"/>
       <w:sz w:val="24"/>
       <w:szCs w:val="24"/>
     </w:rPr>
   </w:style>
-  <w:style w:type="paragraph" w:styleId="Heading7">
+  <w:style w:styleId="Heading7" w:type="paragraph">
     <w:name w:val="Heading 7"/>
     <w:basedOn w:val="Normal"/>
     <w:next w:val="BodyText"/>
@@ -1222,17 +1245,17 @@
     <w:pPr>
       <w:keepNext/>
       <w:keepLines/>
-      <w:spacing w:before="200" w:after="0"/>
+      <w:spacing w:after="0" w:before="200"/>
       <w:outlineLvl w:val="6"/>
     </w:pPr>
     <w:rPr>
-      <w:rFonts w:asciiTheme="majorHAnsi" w:eastAsiaTheme="majorEastAsia" w:hAnsiTheme="majorHAnsi" w:cstheme="majorBidi" w:ascii="Calibri" w:hAnsi="Calibri"/>
+      <w:rFonts w:ascii="Calibri" w:asciiTheme="majorHAnsi" w:cstheme="majorBidi" w:eastAsiaTheme="majorEastAsia" w:hAnsi="Calibri" w:hAnsiTheme="majorHAnsi"/>
       <w:color w:val="1F3A5F"/>
       <w:sz w:val="24"/>
       <w:szCs w:val="24"/>
     </w:rPr>
   </w:style>
-  <w:style w:type="paragraph" w:styleId="Heading8">
+  <w:style w:styleId="Heading8" w:type="paragraph">
     <w:name w:val="Heading 8"/>
     <w:basedOn w:val="Normal"/>
     <w:next w:val="BodyText"/>
@@ -1242,17 +1265,17 @@
     <w:pPr>
       <w:keepNext/>
       <w:keepLines/>
-      <w:spacing w:before="200" w:after="0"/>
+      <w:spacing w:after="0" w:before="200"/>
       <w:outlineLvl w:val="7"/>
     </w:pPr>
     <w:rPr>
-      <w:rFonts w:asciiTheme="majorHAnsi" w:eastAsiaTheme="majorEastAsia" w:hAnsiTheme="majorHAnsi" w:cstheme="majorBidi" w:ascii="Calibri" w:hAnsi="Calibri"/>
+      <w:rFonts w:ascii="Calibri" w:asciiTheme="majorHAnsi" w:cstheme="majorBidi" w:eastAsiaTheme="majorEastAsia" w:hAnsi="Calibri" w:hAnsiTheme="majorHAnsi"/>
       <w:color w:val="1F3A5F"/>
       <w:sz w:val="24"/>
       <w:szCs w:val="24"/>
     </w:rPr>
   </w:style>
-  <w:style w:type="paragraph" w:styleId="Heading9">
+  <w:style w:styleId="Heading9" w:type="paragraph">
     <w:name w:val="Heading 9"/>
     <w:basedOn w:val="Normal"/>
     <w:next w:val="BodyText"/>
@@ -1262,17 +1285,17 @@
     <w:pPr>
       <w:keepNext/>
       <w:keepLines/>
-      <w:spacing w:before="200" w:after="0"/>
+      <w:spacing w:after="0" w:before="200"/>
       <w:outlineLvl w:val="8"/>
     </w:pPr>
     <w:rPr>
-      <w:rFonts w:asciiTheme="majorHAnsi" w:eastAsiaTheme="majorEastAsia" w:hAnsiTheme="majorHAnsi" w:cstheme="majorBidi" w:ascii="Calibri" w:hAnsi="Calibri"/>
+      <w:rFonts w:ascii="Calibri" w:asciiTheme="majorHAnsi" w:cstheme="majorBidi" w:eastAsiaTheme="majorEastAsia" w:hAnsi="Calibri" w:hAnsiTheme="majorHAnsi"/>
       <w:color w:val="1F3A5F"/>
       <w:sz w:val="24"/>
       <w:szCs w:val="24"/>
     </w:rPr>
   </w:style>
-  <w:style w:type="paragraph" w:styleId="BlockText">
+  <w:style w:styleId="BlockText" w:type="paragraph">
     <w:name w:val="Block Text"/>
     <w:basedOn w:val="BodyText"/>
     <w:next w:val="BodyText"/>
@@ -1280,7 +1303,7 @@
     <w:unhideWhenUsed/>
     <w:qFormat/>
     <w:pPr>
-      <w:spacing w:before="100" w:after="100"/>
+      <w:spacing w:after="100" w:before="100"/>
       <w:ind w:firstLine="0" w:left="480" w:right="480"/>
     </w:pPr>
     <w:rPr>
@@ -1288,7 +1311,7 @@
       <w:sz w:val="21"/>
     </w:rPr>
   </w:style>
-  <w:style w:type="paragraph" w:styleId="FootnoteText">
+  <w:style w:styleId="FootnoteText" w:type="paragraph">
     <w:name w:val="Footnote Text"/>
     <w:basedOn w:val="Normal"/>
     <w:next w:val="FootnoteText"/>
@@ -1296,12 +1319,12 @@
     <w:unhideWhenUsed/>
     <w:qFormat/>
   </w:style>
-  <w:style w:type="character" w:default="1" w:styleId="DefaultParagraphFont">
+  <w:style w:default="1" w:styleId="DefaultParagraphFont" w:type="character">
     <w:name w:val="Default Paragraph Font"/>
     <w:semiHidden/>
     <w:unhideWhenUsed/>
   </w:style>
-  <w:style w:type="table" w:default="1" w:styleId="Table">
+  <w:style w:default="1" w:styleId="Table" w:type="table">
     <w:name w:val="Table"/>
     <w:basedOn w:val="TableNormal"/>
     <w:semiHidden/>
@@ -1312,16 +1335,16 @@
       <w:sz w:val="21"/>
     </w:rPr>
     <w:tblPr>
-      <w:tblInd w:w="0" w:type="dxa"/>
+      <w:tblInd w:type="dxa" w:w="0"/>
       <w:tblCellMar>
-        <w:top w:w="0" w:type="dxa"/>
-        <w:left w:w="108" w:type="dxa"/>
-        <w:bottom w:w="0" w:type="dxa"/>
-        <w:right w:w="108" w:type="dxa"/>
+        <w:top w:type="dxa" w:w="0"/>
+        <w:left w:type="dxa" w:w="108"/>
+        <w:bottom w:type="dxa" w:w="0"/>
+        <w:right w:type="dxa" w:w="108"/>
       </w:tblCellMar>
     </w:tblPr>
   </w:style>
-  <w:style w:type="paragraph" w:customStyle="1" w:styleId="DefinitionTerm">
+  <w:style w:customStyle="1" w:styleId="DefinitionTerm" w:type="paragraph">
     <w:name w:val="Definition Term"/>
     <w:basedOn w:val="Normal"/>
     <w:next w:val="Definition"/>
@@ -1334,49 +1357,49 @@
       <w:b/>
     </w:rPr>
   </w:style>
-  <w:style w:type="paragraph" w:customStyle="1" w:styleId="Definition">
+  <w:style w:customStyle="1" w:styleId="Definition" w:type="paragraph">
     <w:name w:val="Definition"/>
     <w:basedOn w:val="Normal"/>
   </w:style>
-  <w:style w:type="paragraph" w:styleId="Caption">
+  <w:style w:styleId="Caption" w:type="paragraph">
     <w:name w:val="Caption"/>
     <w:basedOn w:val="Normal"/>
     <w:link w:val="BodyTextChar"/>
     <w:pPr>
-      <w:spacing w:before="0" w:after="120"/>
+      <w:spacing w:after="120" w:before="0"/>
     </w:pPr>
     <w:rPr>
       <w:i/>
     </w:rPr>
   </w:style>
-  <w:style w:type="paragraph" w:customStyle="1" w:styleId="TableCaption">
+  <w:style w:customStyle="1" w:styleId="TableCaption" w:type="paragraph">
     <w:name w:val="Table Caption"/>
     <w:basedOn w:val="Caption"/>
     <w:pPr>
       <w:keepNext/>
     </w:pPr>
   </w:style>
-  <w:style w:type="paragraph" w:customStyle="1" w:styleId="ImageCaption">
+  <w:style w:customStyle="1" w:styleId="ImageCaption" w:type="paragraph">
     <w:name w:val="Image Caption"/>
     <w:basedOn w:val="Caption"/>
   </w:style>
-  <w:style w:type="paragraph" w:customStyle="1" w:styleId="Figure">
+  <w:style w:customStyle="1" w:styleId="Figure" w:type="paragraph">
     <w:name w:val="Figure"/>
     <w:basedOn w:val="Normal"/>
   </w:style>
-  <w:style w:type="paragraph" w:customStyle="1" w:styleId="CaptionedFigure">
+  <w:style w:customStyle="1" w:styleId="CaptionedFigure" w:type="paragraph">
     <w:name w:val="Captioned Figure"/>
     <w:basedOn w:val="Figure"/>
     <w:pPr>
       <w:keepNext/>
     </w:pPr>
   </w:style>
-  <w:style w:type="character" w:customStyle="1" w:styleId="BodyTextChar">
+  <w:style w:customStyle="1" w:styleId="BodyTextChar" w:type="character">
     <w:name w:val="Body Text Char"/>
     <w:basedOn w:val="DefaultParagraphFont"/>
     <w:link w:val="BodyText"/>
   </w:style>
-  <w:style w:type="character" w:customStyle="1" w:styleId="VerbatimChar">
+  <w:style w:customStyle="1" w:styleId="VerbatimChar" w:type="character">
     <w:name w:val="Verbatim Char"/>
     <w:basedOn w:val="BodyTextChar"/>
     <w:rPr>
@@ -1384,21 +1407,21 @@
       <w:sz w:val="22"/>
     </w:rPr>
   </w:style>
-  <w:style w:type="character" w:styleId="FootnoteReference">
+  <w:style w:styleId="FootnoteReference" w:type="character">
     <w:name w:val="Footnote Reference"/>
     <w:basedOn w:val="BodyTextChar"/>
     <w:rPr>
       <w:vertAlign w:val="superscript"/>
     </w:rPr>
   </w:style>
-  <w:style w:type="character" w:styleId="Hyperlink">
+  <w:style w:styleId="Hyperlink" w:type="character">
     <w:name w:val="Hyperlink"/>
     <w:basedOn w:val="BodyTextChar"/>
     <w:rPr>
-      <w:color w:val="4F81BD" w:themeColor="accent1"/>
-    </w:rPr>
-  </w:style>
-  <w:style w:type="paragraph" w:styleId="TOCHeading">
+      <w:color w:themeColor="accent1" w:val="4F81BD"/>
+    </w:rPr>
+  </w:style>
+  <w:style w:styleId="TOCHeading" w:type="paragraph">
     <w:name w:val="TOC Heading"/>
     <w:basedOn w:val="Heading1"/>
     <w:next w:val="BodyText"/>
@@ -1410,10 +1433,10 @@
       <w:outlineLvl w:val="9"/>
     </w:pPr>
     <w:rPr>
-      <w:rFonts w:asciiTheme="majorHAnsi" w:eastAsiaTheme="majorEastAsia" w:hAnsiTheme="majorHAnsi" w:cstheme="majorBidi"/>
+      <w:rFonts w:asciiTheme="majorHAnsi" w:cstheme="majorBidi" w:eastAsiaTheme="majorEastAsia" w:hAnsiTheme="majorHAnsi"/>
       <w:b w:val="0"/>
       <w:bCs w:val="0"/>
-      <w:color w:val="365F91" w:themeColor="accent1" w:themeShade="BF"/>
+      <w:color w:themeColor="accent1" w:themeShade="BF" w:val="365F91"/>
     </w:rPr>
   </w:style>
   <w:style w:type="paragraph" w:customStyle="1" w:styleId="SourceCode">
@@ -1505,7 +1528,10 @@
   <w:style w:type="character" w:customStyle="1" w:styleId="ImportTok">
     <w:name w:val="ImportTok"/>
     <w:basedOn w:val="VerbatimChar"/>
-    <w:rPr/>
+    <w:rPr>
+      <w:color w:val="008000"/>
+      <w:b/>
+    </w:rPr>
   </w:style>
   <w:style w:type="character" w:customStyle="1" w:styleId="CommentTok">
     <w:name w:val="CommentTok"/>
@@ -1580,7 +1606,9 @@
   <w:style w:type="character" w:customStyle="1" w:styleId="BuiltInTok">
     <w:name w:val="BuiltInTok"/>
     <w:basedOn w:val="VerbatimChar"/>
-    <w:rPr/>
+    <w:rPr>
+      <w:color w:val="008000"/>
+    </w:rPr>
   </w:style>
   <w:style w:type="character" w:customStyle="1" w:styleId="ExtensionTok">
     <w:name w:val="ExtensionTok"/>
